--- a/docs/_static/tutorials/multimodal_histoseg_lazyslide_breast_wta/naturebiotech_package/NBT_INITIAL_SUBMISSION_UPLOAD_20260515_ONEFIGURE/Supplementary_Information.docx
+++ b/docs/_static/tutorials/multimodal_histoseg_lazyslide_breast_wta/naturebiotech_package/NBT_INITIAL_SUBMISSION_UPLOAD_20260515_ONEFIGURE/Supplementary_Information.docx
@@ -4978,6 +4978,84 @@
           <w:color w:val="0E0E0E"/>
         </w:rPr>
         <w:t xml:space="preserve">moderate</w:t>
+      </w:r>
+    </w:p>
+    <w:p>
+      <w:pPr/>
+      <w:r>
+        <w:rPr>
+          <w:rFonts w:ascii="Arial" w:hAnsi="Arial" w:cs="Arial"/>
+          <w:sz w:val="29"/>
+          <w:sz-cs w:val="29"/>
+          <w:spacing w:val="0"/>
+          <w:color w:val="0E0E0E"/>
+        </w:rPr>
+        <w:t xml:space="preserve">Breast</w:t>
+      </w:r>
+    </w:p>
+    <w:p>
+      <w:pPr/>
+      <w:r>
+        <w:rPr>
+          <w:rFonts w:ascii="Arial" w:hAnsi="Arial" w:cs="Arial"/>
+          <w:sz w:val="29"/>
+          <w:sz-cs w:val="29"/>
+          <w:spacing w:val="0"/>
+          <w:color w:val="0E0E0E"/>
+        </w:rPr>
+        <w:t xml:space="preserve">invasion/boundary/EMT</w:t>
+      </w:r>
+    </w:p>
+    <w:p>
+      <w:pPr/>
+      <w:r>
+        <w:rPr>
+          <w:rFonts w:ascii="Arial" w:hAnsi="Arial" w:cs="Arial"/>
+          <w:sz w:val="29"/>
+          <w:sz-cs w:val="29"/>
+          <w:spacing w:val="0"/>
+          <w:color w:val="0E0E0E"/>
+        </w:rPr>
+        <w:t xml:space="preserve">PLIP</w:t>
+      </w:r>
+    </w:p>
+    <w:p>
+      <w:pPr/>
+      <w:r>
+        <w:rPr>
+          <w:rFonts w:ascii="Arial" w:hAnsi="Arial" w:cs="Arial"/>
+          <w:sz w:val="29"/>
+          <w:sz-cs w:val="29"/>
+          <w:spacing w:val="0"/>
+          <w:color w:val="0E0E0E"/>
+        </w:rPr>
+        <w:t xml:space="preserve">NA</w:t>
+      </w:r>
+    </w:p>
+    <w:p>
+      <w:pPr/>
+      <w:r>
+        <w:rPr>
+          <w:rFonts w:ascii="Arial" w:hAnsi="Arial" w:cs="Arial"/>
+          <w:sz w:val="29"/>
+          <w:sz-cs w:val="29"/>
+          <w:spacing w:val="0"/>
+          <w:color w:val="0E0E0E"/>
+        </w:rPr>
+        <w:t xml:space="preserve">not_detected</w:t>
+      </w:r>
+    </w:p>
+    <w:p>
+      <w:pPr/>
+      <w:r>
+        <w:rPr>
+          <w:rFonts w:ascii="Arial" w:hAnsi="Arial" w:cs="Arial"/>
+          <w:sz w:val="29"/>
+          <w:sz-cs w:val="29"/>
+          <w:spacing w:val="0"/>
+          <w:color w:val="0E0E0E"/>
+        </w:rPr>
+        <w:t xml:space="preserve">not_detected</w:t>
       </w:r>
     </w:p>
     <w:p>
